--- a/testrapporter/Dimensionering - Mit lille projekt - 2026-06-03.docx
+++ b/testrapporter/Dimensionering - Mit lille projekt - 2026-06-03.docx
@@ -44,7 +44,7 @@
           <w:sz w:val="32"/>
           <w:szCs w:val="32"/>
         </w:rPr>
-        <w:t xml:space="preserve">Mit lille projekt</w:t>
+        <w:t xml:space="preserve"/>
       </w:r>
       <w:r>
         <w:rPr>
@@ -80,7 +80,7 @@
         <w:rPr>
           <w:bCs/>
         </w:rPr>
-        <w:t xml:space="preserve">Stor p-plads med geonet på blødbund</w:t>
+        <w:t xml:space="preserve"/>
       </w:r>
       <w:r>
         <w:rPr>
@@ -110,7 +110,7 @@
         <w:rPr>
           <w:bCs/>
         </w:rPr>
-        <w:t xml:space="preserve">1000 m² geonet</w:t>
+        <w:t xml:space="preserve"/>
       </w:r>
       <w:r>
         <w:rPr>
@@ -137,7 +137,7 @@
         <w:tab/>
       </w:r>
       <w:r>
-        <w:t xml:space="preserve">Arkil</w:t>
+        <w:t xml:space="preserve"/>
       </w:r>
       <w:r>
         <w:t/>
@@ -328,13 +328,13 @@
         <w:tblLook w:val="04A0" w:firstRow="1" w:lastRow="0" w:firstColumn="1" w:lastColumn="0" w:noHBand="0" w:noVBand="1"/>
       </w:tblPr>
       <w:tblGrid>
-        <w:gridCol w:w="4814"/>
-        <w:gridCol w:w="4814"/>
+        <w:gridCol w:w="3964"/>
+        <w:gridCol w:w="5664"/>
       </w:tblGrid>
       <w:tr>
         <w:tc>
           <w:tcPr>
-            <w:tcW w:w="4814" w:type="dxa"/>
+            <w:tcW w:w="3964" w:type="dxa"/>
           </w:tcPr>
           <w:p>
             <w:pPr>
@@ -451,7 +451,7 @@
         </w:tc>
         <w:tc>
           <w:tcPr>
-            <w:tcW w:w="4814" w:type="dxa"/>
+            <w:tcW w:w="5664" w:type="dxa"/>
           </w:tcPr>
           <w:p>
             <w:pPr>
@@ -548,7 +548,7 @@
       <w:tr>
         <w:tc>
           <w:tcPr>
-            <w:tcW w:w="4814" w:type="dxa"/>
+            <w:tcW w:w="3964" w:type="dxa"/>
           </w:tcPr>
           <w:p>
             <w:pPr>
@@ -665,7 +665,7 @@
         </w:tc>
         <w:tc>
           <w:tcPr>
-            <w:tcW w:w="4814" w:type="dxa"/>
+            <w:tcW w:w="5664" w:type="dxa"/>
           </w:tcPr>
           <w:p>
             <w:pPr>
@@ -762,7 +762,7 @@
       <w:tr>
         <w:tc>
           <w:tcPr>
-            <w:tcW w:w="4814" w:type="dxa"/>
+            <w:tcW w:w="3964" w:type="dxa"/>
           </w:tcPr>
           <w:p>
             <w:pPr>
@@ -879,7 +879,7 @@
         </w:tc>
         <w:tc>
           <w:tcPr>
-            <w:tcW w:w="4814" w:type="dxa"/>
+            <w:tcW w:w="5664" w:type="dxa"/>
           </w:tcPr>
           <w:p>
             <w:pPr>
@@ -976,7 +976,7 @@
       <w:tr>
         <w:tc>
           <w:tcPr>
-            <w:tcW w:w="4814" w:type="dxa"/>
+            <w:tcW w:w="3964" w:type="dxa"/>
           </w:tcPr>
           <w:p>
             <w:pPr>
@@ -1093,7 +1093,7 @@
         </w:tc>
         <w:tc>
           <w:tcPr>
-            <w:tcW w:w="4814" w:type="dxa"/>
+            <w:tcW w:w="5664" w:type="dxa"/>
           </w:tcPr>
           <w:p>
             <w:pPr>
@@ -1192,7 +1192,7 @@
       <w:tr>
         <w:tc>
           <w:tcPr>
-            <w:tcW w:w="4814" w:type="dxa"/>
+            <w:tcW w:w="3964" w:type="dxa"/>
           </w:tcPr>
           <w:p>
             <w:pPr>
@@ -1309,7 +1309,7 @@
         </w:tc>
         <w:tc>
           <w:tcPr>
-            <w:tcW w:w="4814" w:type="dxa"/>
+            <w:tcW w:w="5664" w:type="dxa"/>
           </w:tcPr>
           <w:p>
             <w:pPr>
@@ -1576,13 +1576,13 @@
         <w:tblLook w:val="04A0" w:firstRow="1" w:lastRow="0" w:firstColumn="1" w:lastColumn="0" w:noHBand="0" w:noVBand="1"/>
       </w:tblPr>
       <w:tblGrid>
-        <w:gridCol w:w="4814"/>
-        <w:gridCol w:w="4814"/>
+        <w:gridCol w:w="3964"/>
+        <w:gridCol w:w="5664"/>
       </w:tblGrid>
       <w:tr>
         <w:tc>
           <w:tcPr>
-            <w:tcW w:w="4814" w:type="dxa"/>
+            <w:tcW w:w="3964" w:type="dxa"/>
           </w:tcPr>
           <w:p>
             <w:pPr>
@@ -1669,7 +1669,7 @@
         </w:tc>
         <w:tc>
           <w:tcPr>
-            <w:tcW w:w="4814" w:type="dxa"/>
+            <w:tcW w:w="5664" w:type="dxa"/>
           </w:tcPr>
           <w:p>
             <w:pPr>
@@ -1758,7 +1758,7 @@
       <w:tr>
         <w:tc>
           <w:tcPr>
-            <w:tcW w:w="4814" w:type="dxa"/>
+            <w:tcW w:w="3964" w:type="dxa"/>
           </w:tcPr>
           <w:p>
             <w:pPr>
@@ -1845,7 +1845,7 @@
         </w:tc>
         <w:tc>
           <w:tcPr>
-            <w:tcW w:w="4814" w:type="dxa"/>
+            <w:tcW w:w="5664" w:type="dxa"/>
           </w:tcPr>
           <w:p>
             <w:pPr>
@@ -1934,7 +1934,7 @@
       <w:tr>
         <w:tc>
           <w:tcPr>
-            <w:tcW w:w="4814" w:type="dxa"/>
+            <w:tcW w:w="3964" w:type="dxa"/>
           </w:tcPr>
           <w:p>
             <w:pPr>
@@ -2021,7 +2021,7 @@
         </w:tc>
         <w:tc>
           <w:tcPr>
-            <w:tcW w:w="4814" w:type="dxa"/>
+            <w:tcW w:w="5664" w:type="dxa"/>
           </w:tcPr>
           <w:p>
             <w:pPr>
@@ -2110,7 +2110,7 @@
       <w:tr>
         <w:tc>
           <w:tcPr>
-            <w:tcW w:w="4814" w:type="dxa"/>
+            <w:tcW w:w="3964" w:type="dxa"/>
           </w:tcPr>
           <w:p>
             <w:pPr>
@@ -2197,7 +2197,7 @@
         </w:tc>
         <w:tc>
           <w:tcPr>
-            <w:tcW w:w="4814" w:type="dxa"/>
+            <w:tcW w:w="5664" w:type="dxa"/>
           </w:tcPr>
           <w:p>
             <w:pPr>
@@ -2314,7 +2314,7 @@
       <w:r>
         <w:drawing>
           <wp:inline xmlns:a="http://schemas.openxmlformats.org/drawingml/2006/main" xmlns:pic="http://schemas.openxmlformats.org/drawingml/2006/picture">
-            <wp:extent cx="5760000" cy="2842458"/>
+            <wp:extent cx="5760000" cy="2550371"/>
             <wp:docPr id="1001" name="Picture 1"/>
             <wp:cNvGraphicFramePr>
               <a:graphicFrameLocks noChangeAspect="1"/>
@@ -2335,7 +2335,7 @@
                   <pic:spPr>
                     <a:xfrm>
                       <a:off x="0" y="0"/>
-                      <a:ext cx="5760000" cy="2842458"/>
+                      <a:ext cx="5760000" cy="2550371"/>
                     </a:xfrm>
                     <a:prstGeom prst="rect"/>
                   </pic:spPr>
@@ -2925,7 +2925,7 @@
           <w:sz w:val="22"/>
           <w:szCs w:val="22"/>
         </w:rPr>
-        <w:t xml:space="preserve">Dan Strand</w:t>
+        <w:t xml:space="preserve"/>
       </w:r>
       <w:r>
         <w:rPr>
@@ -2948,7 +2948,7 @@
           <w:sz w:val="22"/>
           <w:szCs w:val="22"/>
         </w:rPr>
-        <w:t xml:space="preserve">dst@byggros.com</w:t>
+        <w:t xml:space="preserve"/>
       </w:r>
       <w:r>
         <w:rPr>
@@ -4943,15 +4943,21 @@
 </file>
 
 <file path=customXml/item1.xml><?xml version="1.0" encoding="utf-8"?>
-<?mso-contentType ?>
-<FormTemplates xmlns="http://schemas.microsoft.com/sharepoint/v3/contenttype/forms">
-  <Display>DocumentLibraryForm</Display>
-  <Edit>DocumentLibraryForm</Edit>
-  <New>DocumentLibraryForm</New>
-</FormTemplates>
+<p:properties xmlns:p="http://schemas.microsoft.com/office/2006/metadata/properties" xmlns:xsi="http://www.w3.org/2001/XMLSchema-instance" xmlns:pc="http://schemas.microsoft.com/office/infopath/2007/PartnerControls">
+  <documentManagement>
+    <TaxCatchAll xmlns="41c9fafd-c058-44f8-b2ce-53cd3afba157" xsi:nil="true"/>
+    <lcf76f155ced4ddcb4097134ff3c332f xmlns="3c9f7625-f508-4699-980b-15a788d55c32">
+      <Terms xmlns="http://schemas.microsoft.com/office/infopath/2007/PartnerControls"/>
+    </lcf76f155ced4ddcb4097134ff3c332f>
+  </documentManagement>
+</p:properties>
 </file>
 
 <file path=customXml/item2.xml><?xml version="1.0" encoding="utf-8"?>
+<b:Sources xmlns:b="http://schemas.openxmlformats.org/officeDocument/2006/bibliography" xmlns="http://schemas.openxmlformats.org/officeDocument/2006/bibliography" SelectedStyle="\APASixthEditionOfficeOnline.xsl" StyleName="APA" Version="6"/>
+</file>
+
+<file path=customXml/item3.xml><?xml version="1.0" encoding="utf-8"?>
 <ct:contentTypeSchema xmlns:ct="http://schemas.microsoft.com/office/2006/metadata/contentType" xmlns:ma="http://schemas.microsoft.com/office/2006/metadata/properties/metaAttributes" ct:_="" ma:_="" ma:contentTypeName="Document" ma:contentTypeID="0x010100A8CC43999E69B146B21FD7037336070D" ma:contentTypeVersion="19" ma:contentTypeDescription="Create a new document." ma:contentTypeScope="" ma:versionID="da949df7407854784e825555ef0470b6">
   <xsd:schema xmlns:xsd="http://www.w3.org/2001/XMLSchema" xmlns:xs="http://www.w3.org/2001/XMLSchema" xmlns:p="http://schemas.microsoft.com/office/2006/metadata/properties" xmlns:ns2="3c9f7625-f508-4699-980b-15a788d55c32" xmlns:ns3="41c9fafd-c058-44f8-b2ce-53cd3afba157" targetNamespace="http://schemas.microsoft.com/office/2006/metadata/properties" ma:root="true" ma:fieldsID="15818a7baaa05f324ff0ec0f28430cf1" ns2:_="" ns3:_="">
     <xsd:import namespace="3c9f7625-f508-4699-980b-15a788d55c32"/>
@@ -5212,30 +5218,35 @@
 </ct:contentTypeSchema>
 </file>
 
-<file path=customXml/item3.xml><?xml version="1.0" encoding="utf-8"?>
-<b:Sources xmlns:b="http://schemas.openxmlformats.org/officeDocument/2006/bibliography" xmlns="http://schemas.openxmlformats.org/officeDocument/2006/bibliography" SelectedStyle="\APASixthEditionOfficeOnline.xsl" StyleName="APA" Version="6"/>
-</file>
-
 <file path=customXml/item4.xml><?xml version="1.0" encoding="utf-8"?>
-<p:properties xmlns:p="http://schemas.microsoft.com/office/2006/metadata/properties" xmlns:xsi="http://www.w3.org/2001/XMLSchema-instance" xmlns:pc="http://schemas.microsoft.com/office/infopath/2007/PartnerControls">
-  <documentManagement>
-    <TaxCatchAll xmlns="41c9fafd-c058-44f8-b2ce-53cd3afba157" xsi:nil="true"/>
-    <lcf76f155ced4ddcb4097134ff3c332f xmlns="3c9f7625-f508-4699-980b-15a788d55c32">
-      <Terms xmlns="http://schemas.microsoft.com/office/infopath/2007/PartnerControls"/>
-    </lcf76f155ced4ddcb4097134ff3c332f>
-  </documentManagement>
-</p:properties>
+<?mso-contentType ?>
+<FormTemplates xmlns="http://schemas.microsoft.com/sharepoint/v3/contenttype/forms">
+  <Display>DocumentLibraryForm</Display>
+  <Edit>DocumentLibraryForm</Edit>
+  <New>DocumentLibraryForm</New>
+</FormTemplates>
 </file>
 
 <file path=customXml/itemProps1.xml><?xml version="1.0" encoding="utf-8"?>
-<ds:datastoreItem xmlns:ds="http://schemas.openxmlformats.org/officeDocument/2006/customXml" ds:itemID="{7F7F3EE4-B827-46F8-9B41-1867DA03D8C0}">
+<ds:datastoreItem xmlns:ds="http://schemas.openxmlformats.org/officeDocument/2006/customXml" ds:itemID="{DB34630C-6632-4F4A-8401-0B3C3F129E00}">
   <ds:schemaRefs>
-    <ds:schemaRef ds:uri="http://schemas.microsoft.com/sharepoint/v3/contenttype/forms"/>
+    <ds:schemaRef ds:uri="http://schemas.microsoft.com/office/2006/metadata/properties"/>
+    <ds:schemaRef ds:uri="http://schemas.microsoft.com/office/infopath/2007/PartnerControls"/>
+    <ds:schemaRef ds:uri="41c9fafd-c058-44f8-b2ce-53cd3afba157"/>
+    <ds:schemaRef ds:uri="3c9f7625-f508-4699-980b-15a788d55c32"/>
   </ds:schemaRefs>
 </ds:datastoreItem>
 </file>
 
 <file path=customXml/itemProps2.xml><?xml version="1.0" encoding="utf-8"?>
+<ds:datastoreItem xmlns:ds="http://schemas.openxmlformats.org/officeDocument/2006/customXml" ds:itemID="{1C0F4396-7414-4761-9E29-1E7CA0E9432A}">
+  <ds:schemaRefs>
+    <ds:schemaRef ds:uri="http://schemas.openxmlformats.org/officeDocument/2006/bibliography"/>
+  </ds:schemaRefs>
+</ds:datastoreItem>
+</file>
+
+<file path=customXml/itemProps3.xml><?xml version="1.0" encoding="utf-8"?>
 <ds:datastoreItem xmlns:ds="http://schemas.openxmlformats.org/officeDocument/2006/customXml" ds:itemID="{3110F94B-FA03-43C1-B03B-8B3B4671D0EF}">
   <ds:schemaRefs>
     <ds:schemaRef ds:uri="http://schemas.microsoft.com/office/2006/metadata/contentType"/>
@@ -5254,21 +5265,10 @@
 </ds:datastoreItem>
 </file>
 
-<file path=customXml/itemProps3.xml><?xml version="1.0" encoding="utf-8"?>
-<ds:datastoreItem xmlns:ds="http://schemas.openxmlformats.org/officeDocument/2006/customXml" ds:itemID="{1C0F4396-7414-4761-9E29-1E7CA0E9432A}">
+<file path=customXml/itemProps4.xml><?xml version="1.0" encoding="utf-8"?>
+<ds:datastoreItem xmlns:ds="http://schemas.openxmlformats.org/officeDocument/2006/customXml" ds:itemID="{7F7F3EE4-B827-46F8-9B41-1867DA03D8C0}">
   <ds:schemaRefs>
-    <ds:schemaRef ds:uri="http://schemas.openxmlformats.org/officeDocument/2006/bibliography"/>
-  </ds:schemaRefs>
-</ds:datastoreItem>
-</file>
-
-<file path=customXml/itemProps4.xml><?xml version="1.0" encoding="utf-8"?>
-<ds:datastoreItem xmlns:ds="http://schemas.openxmlformats.org/officeDocument/2006/customXml" ds:itemID="{DB34630C-6632-4F4A-8401-0B3C3F129E00}">
-  <ds:schemaRefs>
-    <ds:schemaRef ds:uri="http://schemas.microsoft.com/office/2006/metadata/properties"/>
-    <ds:schemaRef ds:uri="http://schemas.microsoft.com/office/infopath/2007/PartnerControls"/>
-    <ds:schemaRef ds:uri="41c9fafd-c058-44f8-b2ce-53cd3afba157"/>
-    <ds:schemaRef ds:uri="3c9f7625-f508-4699-980b-15a788d55c32"/>
+    <ds:schemaRef ds:uri="http://schemas.microsoft.com/sharepoint/v3/contenttype/forms"/>
   </ds:schemaRefs>
 </ds:datastoreItem>
 </file>
--- a/testrapporter/Dimensionering - Mit lille projekt - 2026-06-03.docx
+++ b/testrapporter/Dimensionering - Mit lille projekt - 2026-06-03.docx
@@ -44,7 +44,7 @@
           <w:sz w:val="32"/>
           <w:szCs w:val="32"/>
         </w:rPr>
-        <w:t xml:space="preserve"/>
+        <w:t xml:space="preserve">Mit nye projekt</w:t>
       </w:r>
       <w:r>
         <w:rPr>
@@ -80,7 +80,7 @@
         <w:rPr>
           <w:bCs/>
         </w:rPr>
-        <w:t xml:space="preserve"/>
+        <w:t xml:space="preserve">En lille beskrivelse</w:t>
       </w:r>
       <w:r>
         <w:rPr>
@@ -110,7 +110,7 @@
         <w:rPr>
           <w:bCs/>
         </w:rPr>
-        <w:t xml:space="preserve"/>
+        <w:t xml:space="preserve">1000m² geonet</w:t>
       </w:r>
       <w:r>
         <w:rPr>
@@ -137,7 +137,7 @@
         <w:tab/>
       </w:r>
       <w:r>
-        <w:t xml:space="preserve"/>
+        <w:t xml:space="preserve">Os selv</w:t>
       </w:r>
       <w:r>
         <w:t/>
@@ -629,7 +629,7 @@
                 <w:szCs w:val="22"/>
                 <w:lang w:val="sv-SE"/>
               </w:rPr>
-              <w:t xml:space="preserve">Forventet overflademodul (Eo)</w:t>
+              <w:t xml:space="preserve">Belastningsklasse</w:t>
             </w:r>
             <w:r>
               <w:rPr>
@@ -682,7 +682,7 @@
                 <w:szCs w:val="22"/>
                 <w:lang w:val="sv-SE"/>
               </w:rPr>
-              <w:t xml:space="preserve">120 MPa</w:t>
+              <w:t xml:space="preserve">5</w:t>
             </w:r>
             <w:r>
               <w:rPr>
@@ -843,7 +843,7 @@
                 <w:szCs w:val="22"/>
                 <w:lang w:val="sv-SE"/>
               </w:rPr>
-              <w:t xml:space="preserve">Belastningsklasse</w:t>
+              <w:t xml:space="preserve">Materialeopbygning</w:t>
             </w:r>
             <w:r>
               <w:rPr>
@@ -896,7 +896,9 @@
                 <w:szCs w:val="22"/>
                 <w:lang w:val="sv-SE"/>
               </w:rPr>
-              <w:t xml:space="preserve">5</w:t>
+              <w:t xml:space="preserve">Lag 1: Stabilgrus SGII 0-32 · φ = 40.0° · max korn = 32 mm · 300 mm</w:t>
+              <w:br/>
+              <w:t xml:space="preserve">Lag 2: Bundsikringssand · φ = 35.0° · max korn = 8 mm · 500 mm</w:t>
             </w:r>
             <w:r>
               <w:rPr>
@@ -1057,7 +1059,7 @@
                 <w:szCs w:val="22"/>
                 <w:lang w:val="sv-SE"/>
               </w:rPr>
-              <w:t xml:space="preserve">Materialeopbygning</w:t>
+              <w:t xml:space="preserve">Vægtet friktionsvinkel (φ)</w:t>
             </w:r>
             <w:r>
               <w:rPr>
@@ -1110,223 +1112,7 @@
                 <w:szCs w:val="22"/>
                 <w:lang w:val="sv-SE"/>
               </w:rPr>
-              <w:t xml:space="preserve">Lag 1: Stabilgrus SGII 0-32 · φ = 40.0° · max korn = 32 mm · 300 mm</w:t>
-              <w:br/>
-              <w:t xml:space="preserve">Lag 2: Bundgrus 0-8 · φ = 38.0° · max korn = 8 mm · 450 mm</w:t>
-            </w:r>
-            <w:r>
-              <w:rPr>
-                <w:sz w:val="22"/>
-                <w:szCs w:val="22"/>
-                <w:lang w:val="sv-SE"/>
-              </w:rPr>
-              <w:t/>
-            </w:r>
-            <w:r>
-              <w:rPr>
-                <w:sz w:val="22"/>
-                <w:szCs w:val="22"/>
-                <w:lang w:val="sv-SE"/>
-              </w:rPr>
-              <w:t/>
-            </w:r>
-            <w:r>
-              <w:rPr>
-                <w:sz w:val="22"/>
-                <w:szCs w:val="22"/>
-                <w:lang w:val="sv-SE"/>
-              </w:rPr>
-              <w:t/>
-            </w:r>
-            <w:r>
-              <w:rPr>
-                <w:sz w:val="22"/>
-                <w:szCs w:val="22"/>
-                <w:lang w:val="sv-SE"/>
-              </w:rPr>
-              <w:t xml:space="preserve"/>
-            </w:r>
-            <w:r>
-              <w:rPr>
-                <w:sz w:val="22"/>
-                <w:szCs w:val="22"/>
-                <w:lang w:val="sv-SE"/>
-              </w:rPr>
-              <w:t/>
-            </w:r>
-            <w:r>
-              <w:rPr>
-                <w:sz w:val="22"/>
-                <w:szCs w:val="22"/>
-                <w:lang w:val="sv-SE"/>
-              </w:rPr>
-              <w:t/>
-            </w:r>
-            <w:r>
-              <w:rPr>
-                <w:sz w:val="22"/>
-                <w:szCs w:val="22"/>
-                <w:lang w:val="sv-SE"/>
-              </w:rPr>
-              <w:t xml:space="preserve"/>
-            </w:r>
-            <w:r>
-              <w:rPr>
-                <w:sz w:val="22"/>
-                <w:szCs w:val="22"/>
-                <w:lang w:val="sv-SE"/>
-              </w:rPr>
-              <w:t/>
-            </w:r>
-            <w:r>
-              <w:rPr>
-                <w:sz w:val="22"/>
-                <w:szCs w:val="22"/>
-                <w:lang w:val="sv-SE"/>
-              </w:rPr>
-              <w:t xml:space="preserve"/>
-            </w:r>
-          </w:p>
-        </w:tc>
-      </w:tr>
-      <w:tr>
-        <w:tc>
-          <w:tcPr>
-            <w:tcW w:w="3964" w:type="dxa"/>
-          </w:tcPr>
-          <w:p>
-            <w:pPr>
-              <w:pStyle w:val="RapportTitel"/>
-              <w:rPr>
-                <w:b/>
-                <w:bCs/>
-                <w:sz w:val="22"/>
-                <w:szCs w:val="22"/>
-                <w:lang w:val="sv-SE"/>
-              </w:rPr>
-            </w:pPr>
-            <w:r>
-              <w:rPr>
-                <w:b/>
-                <w:bCs/>
-                <w:sz w:val="22"/>
-                <w:szCs w:val="22"/>
-                <w:lang w:val="sv-SE"/>
-              </w:rPr>
-              <w:t/>
-            </w:r>
-            <w:r>
-              <w:rPr>
-                <w:b/>
-                <w:bCs/>
-                <w:sz w:val="22"/>
-                <w:szCs w:val="22"/>
-                <w:lang w:val="sv-SE"/>
-              </w:rPr>
-              <w:t/>
-            </w:r>
-            <w:r>
-              <w:rPr>
-                <w:b/>
-                <w:bCs/>
-                <w:sz w:val="22"/>
-                <w:szCs w:val="22"/>
-                <w:lang w:val="sv-SE"/>
-              </w:rPr>
-              <w:t xml:space="preserve"/>
-            </w:r>
-            <w:r>
-              <w:rPr>
-                <w:b/>
-                <w:bCs/>
-                <w:sz w:val="22"/>
-                <w:szCs w:val="22"/>
-                <w:lang w:val="sv-SE"/>
-              </w:rPr>
-              <w:t/>
-            </w:r>
-            <w:r>
-              <w:rPr>
-                <w:b/>
-                <w:bCs/>
-                <w:sz w:val="22"/>
-                <w:szCs w:val="22"/>
-                <w:lang w:val="sv-SE"/>
-              </w:rPr>
-              <w:t xml:space="preserve"/>
-            </w:r>
-            <w:r>
-              <w:rPr>
-                <w:b/>
-                <w:bCs/>
-                <w:sz w:val="22"/>
-                <w:szCs w:val="22"/>
-                <w:lang w:val="sv-SE"/>
-              </w:rPr>
-              <w:t/>
-            </w:r>
-            <w:r>
-              <w:rPr>
-                <w:b/>
-                <w:bCs/>
-                <w:sz w:val="22"/>
-                <w:szCs w:val="22"/>
-                <w:lang w:val="sv-SE"/>
-              </w:rPr>
-              <w:t xml:space="preserve">Vægtet friktionsvinkel (φ)</w:t>
-            </w:r>
-            <w:r>
-              <w:rPr>
-                <w:b/>
-                <w:bCs/>
-                <w:sz w:val="22"/>
-                <w:szCs w:val="22"/>
-                <w:lang w:val="sv-SE"/>
-              </w:rPr>
-              <w:t/>
-            </w:r>
-            <w:r>
-              <w:rPr>
-                <w:b/>
-                <w:bCs/>
-                <w:sz w:val="22"/>
-                <w:szCs w:val="22"/>
-                <w:lang w:val="sv-SE"/>
-              </w:rPr>
-              <w:t/>
-            </w:r>
-            <w:r>
-              <w:rPr>
-                <w:b/>
-                <w:bCs/>
-                <w:sz w:val="22"/>
-                <w:szCs w:val="22"/>
-                <w:lang w:val="sv-SE"/>
-              </w:rPr>
-              <w:t xml:space="preserve"/>
-            </w:r>
-          </w:p>
-        </w:tc>
-        <w:tc>
-          <w:tcPr>
-            <w:tcW w:w="5664" w:type="dxa"/>
-          </w:tcPr>
-          <w:p>
-            <w:pPr>
-              <w:pStyle w:val="RapportTitel"/>
-              <w:rPr>
-                <w:sz w:val="22"/>
-                <w:szCs w:val="22"/>
-                <w:lang w:val="sv-SE"/>
-              </w:rPr>
-            </w:pPr>
-            <w:r>
-              <w:rPr>
-                <w:sz w:val="22"/>
-                <w:szCs w:val="22"/>
-                <w:lang w:val="sv-SE"/>
-              </w:rPr>
-              <w:t xml:space="preserve">38.8°</w:t>
+              <w:t xml:space="preserve">36.9°</w:t>
             </w:r>
             <w:r>
               <w:rPr>
@@ -1686,7 +1472,7 @@
                 <w:szCs w:val="22"/>
                 <w:lang w:val="en-US"/>
               </w:rPr>
-              <w:t xml:space="preserve">Tensar InterAx NX750</w:t>
+              <w:t xml:space="preserve">GS-GRID SX170</w:t>
             </w:r>
             <w:r>
               <w:rPr>
@@ -1809,7 +1595,7 @@
                 <w:szCs w:val="22"/>
                 <w:lang w:val="en-US"/>
               </w:rPr>
-              <w:t xml:space="preserve">Uarmeret reference</w:t>
+              <w:t xml:space="preserve">Uarmeret referenceopbygning</w:t>
             </w:r>
             <w:r>
               <w:rPr>
@@ -1862,7 +1648,7 @@
                 <w:szCs w:val="22"/>
                 <w:lang w:val="en-US"/>
               </w:rPr>
-              <w:t xml:space="preserve">1000 mm</w:t>
+              <w:t xml:space="preserve">962 mm</w:t>
             </w:r>
             <w:r>
               <w:rPr>
@@ -1985,7 +1771,7 @@
                 <w:szCs w:val="22"/>
                 <w:lang w:val="en-US"/>
               </w:rPr>
-              <w:t xml:space="preserve">Armeret tykkelse — 1 lag</w:t>
+              <w:t xml:space="preserve">Samlet tykkelse af valgt opbygning</w:t>
             </w:r>
             <w:r>
               <w:rPr>
@@ -2038,7 +1824,7 @@
                 <w:szCs w:val="22"/>
                 <w:lang w:val="en-US"/>
               </w:rPr>
-              <w:t xml:space="preserve">577 mm</w:t>
+              <w:t xml:space="preserve">800 mm</w:t>
             </w:r>
             <w:r>
               <w:rPr>
@@ -2161,7 +1947,7 @@
                 <w:szCs w:val="22"/>
                 <w:lang w:val="en-US"/>
               </w:rPr>
-              <w:t xml:space="preserve">Armeret tykkelse — 2 lag</w:t>
+              <w:t xml:space="preserve">Armeret tykkelse — 1 lag</w:t>
             </w:r>
             <w:r>
               <w:rPr>
@@ -2214,7 +2000,183 @@
                 <w:szCs w:val="22"/>
                 <w:lang w:val="en-US"/>
               </w:rPr>
-              <w:t xml:space="preserve">494 mm</w:t>
+              <w:t xml:space="preserve">604 mm</w:t>
+            </w:r>
+            <w:r>
+              <w:rPr>
+                <w:sz w:val="22"/>
+                <w:szCs w:val="22"/>
+                <w:lang w:val="en-US"/>
+              </w:rPr>
+              <w:t/>
+            </w:r>
+            <w:r>
+              <w:rPr>
+                <w:sz w:val="22"/>
+                <w:szCs w:val="22"/>
+                <w:lang w:val="en-US"/>
+              </w:rPr>
+              <w:t/>
+            </w:r>
+            <w:r>
+              <w:rPr>
+                <w:sz w:val="22"/>
+                <w:szCs w:val="22"/>
+                <w:lang w:val="en-US"/>
+              </w:rPr>
+              <w:t/>
+            </w:r>
+            <w:r>
+              <w:rPr>
+                <w:sz w:val="22"/>
+                <w:szCs w:val="22"/>
+                <w:lang w:val="en-US"/>
+              </w:rPr>
+              <w:t xml:space="preserve"/>
+            </w:r>
+            <w:r>
+              <w:rPr>
+                <w:sz w:val="22"/>
+                <w:szCs w:val="22"/>
+                <w:lang w:val="en-US"/>
+              </w:rPr>
+              <w:t/>
+            </w:r>
+            <w:r>
+              <w:rPr>
+                <w:sz w:val="22"/>
+                <w:szCs w:val="22"/>
+                <w:lang w:val="en-US"/>
+              </w:rPr>
+              <w:t xml:space="preserve"/>
+            </w:r>
+            <w:r>
+              <w:rPr>
+                <w:sz w:val="22"/>
+                <w:szCs w:val="22"/>
+                <w:lang w:val="en-US"/>
+              </w:rPr>
+              <w:t/>
+            </w:r>
+            <w:r>
+              <w:rPr>
+                <w:sz w:val="22"/>
+                <w:szCs w:val="22"/>
+                <w:lang w:val="en-US"/>
+              </w:rPr>
+              <w:t xml:space="preserve"/>
+            </w:r>
+          </w:p>
+        </w:tc>
+      </w:tr>
+      <w:tr>
+        <w:tc>
+          <w:tcPr>
+            <w:tcW w:w="3964" w:type="dxa"/>
+          </w:tcPr>
+          <w:p>
+            <w:pPr>
+              <w:pStyle w:val="RapportTitel"/>
+              <w:rPr>
+                <w:b/>
+                <w:bCs/>
+                <w:sz w:val="22"/>
+                <w:szCs w:val="22"/>
+                <w:lang w:val="en-US"/>
+              </w:rPr>
+            </w:pPr>
+            <w:r>
+              <w:rPr>
+                <w:b/>
+                <w:bCs/>
+                <w:sz w:val="22"/>
+                <w:szCs w:val="22"/>
+                <w:lang w:val="en-US"/>
+              </w:rPr>
+              <w:t xml:space="preserve"/>
+            </w:r>
+            <w:r>
+              <w:rPr>
+                <w:b/>
+                <w:bCs/>
+                <w:sz w:val="22"/>
+                <w:szCs w:val="22"/>
+                <w:lang w:val="en-US"/>
+              </w:rPr>
+              <w:t/>
+            </w:r>
+            <w:r>
+              <w:rPr>
+                <w:b/>
+                <w:bCs/>
+                <w:sz w:val="22"/>
+                <w:szCs w:val="22"/>
+                <w:lang w:val="en-US"/>
+              </w:rPr>
+              <w:t xml:space="preserve"/>
+            </w:r>
+            <w:r>
+              <w:rPr>
+                <w:b/>
+                <w:bCs/>
+                <w:sz w:val="22"/>
+                <w:szCs w:val="22"/>
+                <w:lang w:val="en-US"/>
+              </w:rPr>
+              <w:t xml:space="preserve">Armeret tykkelse — 2 lag</w:t>
+            </w:r>
+            <w:r>
+              <w:rPr>
+                <w:b/>
+                <w:bCs/>
+                <w:sz w:val="22"/>
+                <w:szCs w:val="22"/>
+                <w:lang w:val="en-US"/>
+              </w:rPr>
+              <w:t/>
+            </w:r>
+            <w:r>
+              <w:rPr>
+                <w:b/>
+                <w:bCs/>
+                <w:sz w:val="22"/>
+                <w:szCs w:val="22"/>
+                <w:lang w:val="en-US"/>
+              </w:rPr>
+              <w:t/>
+            </w:r>
+            <w:r>
+              <w:rPr>
+                <w:b/>
+                <w:bCs/>
+                <w:sz w:val="22"/>
+                <w:szCs w:val="22"/>
+                <w:lang w:val="en-US"/>
+              </w:rPr>
+              <w:t/>
+            </w:r>
+          </w:p>
+        </w:tc>
+        <w:tc>
+          <w:tcPr>
+            <w:tcW w:w="5664" w:type="dxa"/>
+          </w:tcPr>
+          <w:p>
+            <w:pPr>
+              <w:pStyle w:val="RapportTitel"/>
+              <w:rPr>
+                <w:sz w:val="22"/>
+                <w:szCs w:val="22"/>
+                <w:lang w:val="en-US"/>
+              </w:rPr>
+            </w:pPr>
+            <w:r>
+              <w:rPr>
+                <w:sz w:val="22"/>
+                <w:szCs w:val="22"/>
+                <w:lang w:val="en-US"/>
+              </w:rPr>
+              <w:t xml:space="preserve">518 mm</w:t>
             </w:r>
             <w:r>
               <w:rPr>
@@ -2314,7 +2276,7 @@
       <w:r>
         <w:drawing>
           <wp:inline xmlns:a="http://schemas.openxmlformats.org/drawingml/2006/main" xmlns:pic="http://schemas.openxmlformats.org/drawingml/2006/picture">
-            <wp:extent cx="5760000" cy="2550371"/>
+            <wp:extent cx="5760000" cy="1926219"/>
             <wp:docPr id="1001" name="Picture 1"/>
             <wp:cNvGraphicFramePr>
               <a:graphicFrameLocks noChangeAspect="1"/>
@@ -2335,7 +2297,7 @@
                   <pic:spPr>
                     <a:xfrm>
                       <a:off x="0" y="0"/>
-                      <a:ext cx="5760000" cy="2550371"/>
+                      <a:ext cx="5760000" cy="1926219"/>
                     </a:xfrm>
                     <a:prstGeom prst="rect"/>
                   </pic:spPr>
@@ -2379,11 +2341,91 @@
       <w:pPr>
         <w:pStyle w:val="RapportTitel"/>
         <w:rPr>
+          <w:sz w:val="22"/>
+          <w:szCs w:val="22"/>
+          <w:lang w:val="en-US"/>
+        </w:rPr>
+      </w:pPr>
+      <w:r>
+        <w:rPr>
+          <w:sz w:val="22"/>
+          <w:szCs w:val="22"/>
+          <w:lang w:val="en-US"/>
+        </w:rPr>
+        <w:t xml:space="preserve"/>
+      </w:r>
+      <w:r>
+        <w:drawing>
+          <wp:inline xmlns:a="http://schemas.openxmlformats.org/drawingml/2006/main" xmlns:pic="http://schemas.openxmlformats.org/drawingml/2006/picture">
+            <wp:extent cx="5760000" cy="3493134"/>
+            <wp:docPr id="1002" name="Picture 1"/>
+            <wp:cNvGraphicFramePr>
+              <a:graphicFrameLocks noChangeAspect="1"/>
+            </wp:cNvGraphicFramePr>
+            <a:graphic>
+              <a:graphicData uri="http://schemas.openxmlformats.org/drawingml/2006/picture">
+                <pic:pic>
+                  <pic:nvPicPr>
+                    <pic:cNvPr id="0" name="image.png"/>
+                    <pic:cNvPicPr/>
+                  </pic:nvPicPr>
+                  <pic:blipFill>
+                    <a:blip r:embed="rId20"/>
+                    <a:stretch>
+                      <a:fillRect/>
+                    </a:stretch>
+                  </pic:blipFill>
+                  <pic:spPr>
+                    <a:xfrm>
+                      <a:off x="0" y="0"/>
+                      <a:ext cx="5760000" cy="3493134"/>
+                    </a:xfrm>
+                    <a:prstGeom prst="rect"/>
+                  </pic:spPr>
+                </pic:pic>
+              </a:graphicData>
+            </a:graphic>
+          </wp:inline>
+        </w:drawing>
+      </w:r>
+      <w:r>
+        <w:t xml:space="preserve"/>
+      </w:r>
+      <w:r>
+        <w:rPr>
+          <w:sz w:val="22"/>
+          <w:szCs w:val="22"/>
+          <w:lang w:val="en-US"/>
+        </w:rPr>
+        <w:t/>
+      </w:r>
+      <w:r>
+        <w:rPr>
+          <w:sz w:val="22"/>
+          <w:szCs w:val="22"/>
+          <w:lang w:val="en-US"/>
+        </w:rPr>
+        <w:t xml:space="preserve"/>
+      </w:r>
+    </w:p>
+    <w:p>
+      <w:pPr>
+        <w:pStyle w:val="RapportTitel"/>
+        <w:rPr>
+          <w:sz w:val="22"/>
+          <w:szCs w:val="22"/>
+          <w:lang w:val="en-US"/>
+        </w:rPr>
+      </w:pPr>
+    </w:p>
+    <w:p>
+      <w:pPr>
+        <w:pStyle w:val="RapportTitel"/>
+        <w:rPr>
           <w:b/>
           <w:bCs/>
           <w:sz w:val="22"/>
           <w:szCs w:val="22"/>
-          <w:lang w:val="en-US"/>
         </w:rPr>
       </w:pPr>
       <w:r>
@@ -2392,9 +2434,8 @@
           <w:bCs/>
           <w:sz w:val="22"/>
           <w:szCs w:val="22"/>
-          <w:lang w:val="en-US"/>
-        </w:rPr>
-        <w:t xml:space="preserve">Krav </w:t>
+        </w:rPr>
+        <w:t>Krav til komprimering</w:t>
       </w:r>
       <w:r>
         <w:rPr>
@@ -2402,37 +2443,6 @@
           <w:bCs/>
           <w:sz w:val="22"/>
           <w:szCs w:val="22"/>
-          <w:lang w:val="en-US"/>
-        </w:rPr>
-        <w:t>til</w:t>
-      </w:r>
-      <w:r>
-        <w:rPr>
-          <w:b/>
-          <w:bCs/>
-          <w:sz w:val="22"/>
-          <w:szCs w:val="22"/>
-          <w:lang w:val="en-US"/>
-        </w:rPr>
-        <w:t xml:space="preserve"> </w:t>
-      </w:r>
-      <w:r>
-        <w:rPr>
-          <w:b/>
-          <w:bCs/>
-          <w:sz w:val="22"/>
-          <w:szCs w:val="22"/>
-          <w:lang w:val="en-US"/>
-        </w:rPr>
-        <w:t>komprimering</w:t>
-      </w:r>
-      <w:r>
-        <w:rPr>
-          <w:b/>
-          <w:bCs/>
-          <w:sz w:val="22"/>
-          <w:szCs w:val="22"/>
-          <w:lang w:val="en-US"/>
         </w:rPr>
         <w:t xml:space="preserve">:</w:t>
       </w:r>
@@ -2799,6 +2809,7 @@
           <w:sz w:val="22"/>
           <w:szCs w:val="22"/>
         </w:rPr>
+        <w:lastRenderedPageBreak/>
         <w:t xml:space="preserve">Såfremt der foreligger skriftligt aftale med præcisering af omfang og krav til konstruktionen samt honorar og ansvarsforpligtelse for projekteringen, kan ansvaret for dimensioneringen være omfattet af vores rådgiveransvarsforsikring.</w:t>
         <w:br/>
         <w:t xml:space="preserve"/>
@@ -2854,6 +2865,24 @@
       <w:pPr>
         <w:pStyle w:val="RapportTitel"/>
         <w:rPr>
+          <w:sz w:val="22"/>
+          <w:szCs w:val="22"/>
+        </w:rPr>
+      </w:pPr>
+    </w:p>
+    <w:p>
+      <w:pPr>
+        <w:pStyle w:val="RapportTitel"/>
+        <w:rPr>
+          <w:sz w:val="22"/>
+          <w:szCs w:val="22"/>
+        </w:rPr>
+      </w:pPr>
+    </w:p>
+    <w:p>
+      <w:pPr>
+        <w:pStyle w:val="RapportTitel"/>
+        <w:rPr>
           <w:b/>
           <w:bCs/>
           <w:sz w:val="22"/>
@@ -2867,7 +2896,6 @@
           <w:sz w:val="22"/>
           <w:szCs w:val="22"/>
         </w:rPr>
-        <w:lastRenderedPageBreak/>
         <w:t>Odense</w:t>
       </w:r>
       <w:r>
@@ -2893,7 +2921,7 @@
           <w:sz w:val="22"/>
           <w:szCs w:val="22"/>
         </w:rPr>
-        <w:t xml:space="preserve">03/06/2026</w:t>
+        <w:t xml:space="preserve">04/06/2026</w:t>
       </w:r>
       <w:r>
         <w:rPr>
@@ -2925,7 +2953,7 @@
           <w:sz w:val="22"/>
           <w:szCs w:val="22"/>
         </w:rPr>
-        <w:t xml:space="preserve"/>
+        <w:t xml:space="preserve">Dan Strand</w:t>
       </w:r>
       <w:r>
         <w:rPr>
@@ -2948,7 +2976,7 @@
           <w:sz w:val="22"/>
           <w:szCs w:val="22"/>
         </w:rPr>
-        <w:t xml:space="preserve"/>
+        <w:t xml:space="preserve">dst@byggros.com</w:t>
       </w:r>
       <w:r>
         <w:rPr>
@@ -4954,7 +4982,12 @@
 </file>
 
 <file path=customXml/item2.xml><?xml version="1.0" encoding="utf-8"?>
-<b:Sources xmlns:b="http://schemas.openxmlformats.org/officeDocument/2006/bibliography" xmlns="http://schemas.openxmlformats.org/officeDocument/2006/bibliography" SelectedStyle="\APASixthEditionOfficeOnline.xsl" StyleName="APA" Version="6"/>
+<?mso-contentType ?>
+<FormTemplates xmlns="http://schemas.microsoft.com/sharepoint/v3/contenttype/forms">
+  <Display>DocumentLibraryForm</Display>
+  <Edit>DocumentLibraryForm</Edit>
+  <New>DocumentLibraryForm</New>
+</FormTemplates>
 </file>
 
 <file path=customXml/item3.xml><?xml version="1.0" encoding="utf-8"?>
@@ -5219,12 +5252,7 @@
 </file>
 
 <file path=customXml/item4.xml><?xml version="1.0" encoding="utf-8"?>
-<?mso-contentType ?>
-<FormTemplates xmlns="http://schemas.microsoft.com/sharepoint/v3/contenttype/forms">
-  <Display>DocumentLibraryForm</Display>
-  <Edit>DocumentLibraryForm</Edit>
-  <New>DocumentLibraryForm</New>
-</FormTemplates>
+<b:Sources xmlns:b="http://schemas.openxmlformats.org/officeDocument/2006/bibliography" xmlns="http://schemas.openxmlformats.org/officeDocument/2006/bibliography" SelectedStyle="\APASixthEditionOfficeOnline.xsl" StyleName="APA" Version="6"/>
 </file>
 
 <file path=customXml/itemProps1.xml><?xml version="1.0" encoding="utf-8"?>
@@ -5239,9 +5267,9 @@
 </file>
 
 <file path=customXml/itemProps2.xml><?xml version="1.0" encoding="utf-8"?>
-<ds:datastoreItem xmlns:ds="http://schemas.openxmlformats.org/officeDocument/2006/customXml" ds:itemID="{1C0F4396-7414-4761-9E29-1E7CA0E9432A}">
+<ds:datastoreItem xmlns:ds="http://schemas.openxmlformats.org/officeDocument/2006/customXml" ds:itemID="{7F7F3EE4-B827-46F8-9B41-1867DA03D8C0}">
   <ds:schemaRefs>
-    <ds:schemaRef ds:uri="http://schemas.openxmlformats.org/officeDocument/2006/bibliography"/>
+    <ds:schemaRef ds:uri="http://schemas.microsoft.com/sharepoint/v3/contenttype/forms"/>
   </ds:schemaRefs>
 </ds:datastoreItem>
 </file>
@@ -5266,9 +5294,9 @@
 </file>
 
 <file path=customXml/itemProps4.xml><?xml version="1.0" encoding="utf-8"?>
-<ds:datastoreItem xmlns:ds="http://schemas.openxmlformats.org/officeDocument/2006/customXml" ds:itemID="{7F7F3EE4-B827-46F8-9B41-1867DA03D8C0}">
+<ds:datastoreItem xmlns:ds="http://schemas.openxmlformats.org/officeDocument/2006/customXml" ds:itemID="{1C0F4396-7414-4761-9E29-1E7CA0E9432A}">
   <ds:schemaRefs>
-    <ds:schemaRef ds:uri="http://schemas.microsoft.com/sharepoint/v3/contenttype/forms"/>
+    <ds:schemaRef ds:uri="http://schemas.openxmlformats.org/officeDocument/2006/bibliography"/>
   </ds:schemaRefs>
 </ds:datastoreItem>
 </file>
--- a/testrapporter/Dimensionering - Mit lille projekt - 2026-06-03.docx
+++ b/testrapporter/Dimensionering - Mit lille projekt - 2026-06-03.docx
@@ -233,15 +233,9 @@
           <w:sz w:val="22"/>
           <w:szCs w:val="22"/>
         </w:rPr>
-        <w:t xml:space="preserve">   • Dimensionsgivende trafikbelastning: T6</w:t>
+        <w:t xml:space="preserve">Dimensionsgivende trafikbelastning: T5, svarende til belastningsklasse 5.</w:t>
         <w:br/>
-        <w:t xml:space="preserve">   • Vingestyrke, Cv, skønnet i planum: &gt; 100 kPa</w:t>
-        <w:br/>
-        <w:t xml:space="preserve">   • Grundvandsspejl: ikke oplyst/ikke relevant</w:t>
-        <w:br/>
-        <w:t xml:space="preserve">   • Bærelagsmaterialer:</w:t>
-        <w:br/>
-        <w:t xml:space="preserve">           o Genbrugsstabil</w:t>
+        <w:t xml:space="preserve">Eu i planum forudsættes til 10 MPa.</w:t>
       </w:r>
       <w:r>
         <w:rPr>
@@ -1472,7 +1466,7 @@
                 <w:szCs w:val="22"/>
                 <w:lang w:val="en-US"/>
               </w:rPr>
-              <w:t xml:space="preserve">GS-GRID SX170</w:t>
+              <w:t xml:space="preserve">Tensar InterAx NX750</w:t>
             </w:r>
             <w:r>
               <w:rPr>
@@ -2276,7 +2270,7 @@
       <w:r>
         <w:drawing>
           <wp:inline xmlns:a="http://schemas.openxmlformats.org/drawingml/2006/main" xmlns:pic="http://schemas.openxmlformats.org/drawingml/2006/picture">
-            <wp:extent cx="5760000" cy="1926219"/>
+            <wp:extent cx="5760000" cy="1915362"/>
             <wp:docPr id="1001" name="Picture 1"/>
             <wp:cNvGraphicFramePr>
               <a:graphicFrameLocks noChangeAspect="1"/>
@@ -2297,7 +2291,7 @@
                   <pic:spPr>
                     <a:xfrm>
                       <a:off x="0" y="0"/>
-                      <a:ext cx="5760000" cy="1926219"/>
+                      <a:ext cx="5760000" cy="1915362"/>
                     </a:xfrm>
                     <a:prstGeom prst="rect"/>
                   </pic:spPr>
@@ -2921,7 +2915,7 @@
           <w:sz w:val="22"/>
           <w:szCs w:val="22"/>
         </w:rPr>
-        <w:t xml:space="preserve">04/06/2026</w:t>
+        <w:t xml:space="preserve">05/06/2026</w:t>
       </w:r>
       <w:r>
         <w:rPr>
